--- a/downloads/intro-transcript-outro/38_T13.docx
+++ b/downloads/intro-transcript-outro/38_T13.docx
@@ -34,7 +34,15 @@
         <w:rPr>
           <w:color w:val="2EAF7D"/>
         </w:rPr>
-        <w:t xml:space="preserve">Dernière chorale : passer à l’action. Écoutez ce que les chercheur·ses emportent, concrètement, après ce parcours.</w:t>
+        <w:t xml:space="preserve">Vous avez le fil entier : origines, problème, preuve, déclaration, PI, transfert, écosystème, financement, équipe, langage, métier, collaboration.</w:t>
+      </w:r>
+    </w:p>
+    <w:p>
+      <w:r>
+        <w:rPr>
+          <w:color w:val="2EAF7D"/>
+        </w:rPr>
+        <w:t xml:space="preserve">Cette dernière chorale n’ajoute pas un expert. Elle ramène au geste. Écoutez ce qu’ils emportent.</w:t>
       </w:r>
     </w:p>
     <w:p>
@@ -226,7 +234,15 @@
         <w:rPr>
           <w:color w:val="F48C2E"/>
         </w:rPr>
-        <w:t xml:space="preserve">Pas d’expert ici. La suite, c’est votre déclaration, votre premier rendez-vous, ou le problème que vous allez enfin poser hors du laboratoire.</w:t>
+        <w:t xml:space="preserve">Pas d’expert après ceci. La suite, c’est le vôtre : une déclaration, un premier rendez-vous, un problème enfin posé hors du laboratoire.</w:t>
+      </w:r>
+    </w:p>
+    <w:p>
+      <w:r>
+        <w:rPr>
+          <w:color w:val="F48C2E"/>
+        </w:rPr>
+        <w:t xml:space="preserve">Vous savez maintenant que vous n’êtes pas seul, et que l’ordre des gestes compte. À vous.</w:t>
       </w:r>
     </w:p>
     <w:sectPr>

--- a/downloads/intro-transcript-outro/38_T13.docx
+++ b/downloads/intro-transcript-outro/38_T13.docx
@@ -24,7 +24,7 @@
       </w:pPr>
       <w:r>
         <w:rPr>
-          <w:color w:val="2EAF7D"/>
+          <w:color w:val="00AE69"/>
         </w:rPr>
         <w:t xml:space="preserve">Intro</w:t>
       </w:r>
@@ -32,7 +32,7 @@
     <w:p>
       <w:r>
         <w:rPr>
-          <w:color w:val="2EAF7D"/>
+          <w:color w:val="00AE69"/>
         </w:rPr>
         <w:t xml:space="preserve">Vous avez le fil entier : origines, problème, preuve, déclaration, PI, transfert, écosystème, financement, équipe, langage, métier, collaboration.</w:t>
       </w:r>
@@ -40,7 +40,7 @@
     <w:p>
       <w:r>
         <w:rPr>
-          <w:color w:val="2EAF7D"/>
+          <w:color w:val="00AE69"/>
         </w:rPr>
         <w:t xml:space="preserve">Cette dernière chorale n’ajoute pas un expert. Elle ramène au geste. Écoutez ce qu’ils emportent.</w:t>
       </w:r>
@@ -224,7 +224,7 @@
       </w:pPr>
       <w:r>
         <w:rPr>
-          <w:color w:val="F48C2E"/>
+          <w:color w:val="F0821A"/>
         </w:rPr>
         <w:t xml:space="preserve">Outro</w:t>
       </w:r>
@@ -232,7 +232,7 @@
     <w:p>
       <w:r>
         <w:rPr>
-          <w:color w:val="F48C2E"/>
+          <w:color w:val="F0821A"/>
         </w:rPr>
         <w:t xml:space="preserve">Pas d’expert après ceci. La suite, c’est le vôtre : une déclaration, un premier rendez-vous, un problème enfin posé hors du laboratoire.</w:t>
       </w:r>
@@ -240,7 +240,7 @@
     <w:p>
       <w:r>
         <w:rPr>
-          <w:color w:val="F48C2E"/>
+          <w:color w:val="F0821A"/>
         </w:rPr>
         <w:t xml:space="preserve">Vous savez maintenant que vous n’êtes pas seul, et que l’ordre des gestes compte. À vous.</w:t>
       </w:r>
@@ -275,7 +275,7 @@
       <w:b/>
       <w:sz w:val="36"/>
       <w:szCs w:val="36"/>
-      <w:color w:val="580F45"/>
+      <w:color w:val="63003C"/>
     </w:rPr>
   </w:style>
   <w:style w:type="paragraph" w:styleId="Heading2">
@@ -291,7 +291,7 @@
       <w:b/>
       <w:sz w:val="26"/>
       <w:szCs w:val="26"/>
-      <w:color w:val="F48C2E"/>
+      <w:color w:val="F0821A"/>
     </w:rPr>
   </w:style>
 </w:styles>
